--- a/examples/chinese-report/example.docx
+++ b/examples/chinese-report/example.docx
@@ -45,7 +45,37 @@
     </w:p>
     <w:p>
       <w:r>
-        <w:t>**版本：** v1.0&lt;br&gt;**日期：** 2026年9月2日&lt;br&gt;**编制：** 架构组</w:t>
+        <w:rPr>
+          <w:b/>
+        </w:rPr>
+        <w:t>版本：</w:t>
+      </w:r>
+      <w:r>
+        <w:t xml:space="preserve"> v1.0</w:t>
+      </w:r>
+      <w:r>
+        <w:br/>
+      </w:r>
+      <w:r>
+        <w:rPr>
+          <w:b/>
+        </w:rPr>
+        <w:t>日期：</w:t>
+      </w:r>
+      <w:r>
+        <w:t xml:space="preserve"> 2026年9月2日</w:t>
+      </w:r>
+      <w:r>
+        <w:br/>
+      </w:r>
+      <w:r>
+        <w:rPr>
+          <w:b/>
+        </w:rPr>
+        <w:t>编制：</w:t>
+      </w:r>
+      <w:r>
+        <w:t xml:space="preserve"> 架构组</w:t>
       </w:r>
     </w:p>
     <w:p>
@@ -59,7 +89,11 @@
     <w:p>
       <w:r>
         <w:t>随着业务规模扩大，现有单体应用已无法满足高并发和快速迭代的需求。本次升级旨在将核心模块拆分为独立微服务，提升系统可扩展性和团队开发效率。</w:t>
+      </w:r>
+      <w:r>
         <w:br/>
+      </w:r>
+      <w:r>
         <w:t>当前系统日均请求量超过 500 万，峰值 QPS 达到 8000。数据库连接池频繁耗尽，部署周期长达 2 小时。</w:t>
       </w:r>
     </w:p>
@@ -339,7 +373,13 @@
         </w:numPr>
       </w:pPr>
       <w:r>
-        <w:t>**部署风险高** — 任何小改动都需要全量发布</w:t>
+        <w:rPr>
+          <w:b/>
+        </w:rPr>
+        <w:t>部署风险高</w:t>
+      </w:r>
+      <w:r>
+        <w:t xml:space="preserve"> — 任何小改动都需要全量发布</w:t>
       </w:r>
     </w:p>
     <w:p>
@@ -351,7 +391,13 @@
         </w:numPr>
       </w:pPr>
       <w:r>
-        <w:t>**扩展困难** — 无法针对热点模块独立扩容</w:t>
+        <w:rPr>
+          <w:b/>
+        </w:rPr>
+        <w:t>扩展困难</w:t>
+      </w:r>
+      <w:r>
+        <w:t xml:space="preserve"> — 无法针对热点模块独立扩容</w:t>
       </w:r>
     </w:p>
     <w:p>
@@ -363,7 +409,13 @@
         </w:numPr>
       </w:pPr>
       <w:r>
-        <w:t>**团队协作** — 多团队修改同一代码库，冲突频繁</w:t>
+        <w:rPr>
+          <w:b/>
+        </w:rPr>
+        <w:t>团队协作</w:t>
+      </w:r>
+      <w:r>
+        <w:t xml:space="preserve"> — 多团队修改同一代码库，冲突频繁</w:t>
       </w:r>
     </w:p>
     <w:p>
@@ -375,7 +427,13 @@
         </w:numPr>
       </w:pPr>
       <w:r>
-        <w:t>**文档交付** — 技术方案需 Word 格式提交审批</w:t>
+        <w:rPr>
+          <w:b/>
+        </w:rPr>
+        <w:t>文档交付</w:t>
+      </w:r>
+      <w:r>
+        <w:t xml:space="preserve"> — 技术方案需 Word 格式提交审批</w:t>
       </w:r>
     </w:p>
     <w:p>
@@ -542,7 +600,7 @@
         <w:pStyle w:val="MDCodeBlock"/>
       </w:pPr>
       <w:r>
-        <w:t xml:space="preserve">  """将 Markdown 编译为 DOCX，不修改源文件。"""</w:t>
+        <w:t xml:space="preserve">    """将 Markdown 编译为 DOCX，不修改源文件。"""</w:t>
       </w:r>
     </w:p>
     <w:p>
@@ -550,7 +608,7 @@
         <w:pStyle w:val="MDCodeBlock"/>
       </w:pPr>
       <w:r>
-        <w:t xml:space="preserve">  normalized = normalizer.process(read(source_path))</w:t>
+        <w:t xml:space="preserve">    normalized = normalizer.process(read(source_path))</w:t>
       </w:r>
     </w:p>
     <w:p>
@@ -558,7 +616,7 @@
         <w:pStyle w:val="MDCodeBlock"/>
       </w:pPr>
       <w:r>
-        <w:t xml:space="preserve">  output = pandoc.convert(normalized, template="reference-wecom.docx")</w:t>
+        <w:t xml:space="preserve">    output = convert(normalized, preset="technical")</w:t>
       </w:r>
     </w:p>
     <w:p>
@@ -566,7 +624,7 @@
         <w:pStyle w:val="MDCodeBlock"/>
       </w:pPr>
       <w:r>
-        <w:t xml:space="preserve">  return output</w:t>
+        <w:t xml:space="preserve">    return output</w:t>
       </w:r>
     </w:p>
     <w:p>
@@ -1155,7 +1213,13 @@
         <w:ind w:left="720"/>
       </w:pPr>
       <w:r>
-        <w:t>**注意：** 数据库拆分是最大风险点，建议采用绞杀者模式（Strangler Fig）逐步迁移。</w:t>
+        <w:rPr>
+          <w:b/>
+        </w:rPr>
+        <w:t>注意：</w:t>
+      </w:r>
+      <w:r>
+        <w:t xml:space="preserve"> 数据库拆分是最大风险点，建议采用绞杀者模式（Strangler Fig）逐步迁移。</w:t>
       </w:r>
     </w:p>
     <w:tbl>
@@ -1491,7 +1555,13 @@
         <w:t>本次微服务架构升级是系统演进的必要步骤。通过合理的服务拆分和文档编译自动化，可以显著提升开发效率和交付质量。建议尽快启动第一阶段的用户服务拆分工作。</w:t>
       </w:r>
     </w:p>
-    <w:p/>
+    <w:p>
+      <w:pPr>
+        <w:pBdr>
+          <w:bottom w:val="single" w:sz="6" w:space="1" w:color="999999"/>
+        </w:pBdr>
+      </w:pPr>
+    </w:p>
     <w:p>
       <w:pPr>
         <w:pStyle w:val="ListBullet"/>
